--- a/Resources/template_samples/sample generator.docx
+++ b/Resources/template_samples/sample generator.docx
@@ -1,6 +1,6 @@
 
 <file path=word/document.xml><?xml version="1.0" encoding="utf-8"?>
-<w:document xmlns:wpc="http://schemas.microsoft.com/office/word/2010/wordprocessingCanvas" xmlns:cx="http://schemas.microsoft.com/office/drawing/2014/chartex" xmlns:cx1="http://schemas.microsoft.com/office/drawing/2015/9/8/chartex" xmlns:cx2="http://schemas.microsoft.com/office/drawing/2015/10/21/chartex" xmlns:cx3="http://schemas.microsoft.com/office/drawing/2016/5/9/chartex" xmlns:cx4="http://schemas.microsoft.com/office/drawing/2016/5/10/chartex" xmlns:cx5="http://schemas.microsoft.com/office/drawing/2016/5/11/chartex" xmlns:cx6="http://schemas.microsoft.com/office/drawing/2016/5/12/chartex" xmlns:cx7="http://schemas.microsoft.com/office/drawing/2016/5/13/chartex" xmlns:cx8="http://schemas.microsoft.com/office/drawing/2016/5/14/chartex" xmlns:mc="http://schemas.openxmlformats.org/markup-compatibility/2006" xmlns:aink="http://schemas.microsoft.com/office/drawing/2016/ink" xmlns:am3d="http://schemas.microsoft.com/office/drawing/2017/model3d" xmlns:o="urn:schemas-microsoft-com:office:office" xmlns:oel="http://schemas.microsoft.com/office/2019/extlst" xmlns:r="http://schemas.openxmlformats.org/officeDocument/2006/relationships" xmlns:m="http://schemas.openxmlformats.org/officeDocument/2006/math" xmlns:v="urn:schemas-microsoft-com:vml" xmlns:wp14="http://schemas.microsoft.com/office/word/2010/wordprocessingDrawing" xmlns:wp="http://schemas.openxmlformats.org/drawingml/2006/wordprocessingDrawing" xmlns:w10="urn:schemas-microsoft-com:office:word" xmlns:w="http://schemas.openxmlformats.org/wordprocessingml/2006/main" xmlns:w14="http://schemas.microsoft.com/office/word/2010/wordml" xmlns:w15="http://schemas.microsoft.com/office/word/2012/wordml" xmlns:w16cei="http://schemas.microsoft.com/office/word/2026/wordml/cei" xmlns:w16cex="http://schemas.microsoft.com/office/word/2018/wordml/cex" xmlns:w16cid="http://schemas.microsoft.com/office/word/2016/wordml/cid" xmlns:w16="http://schemas.microsoft.com/office/word/2018/wordml" xmlns:w16du="http://schemas.microsoft.com/office/word/2023/wordml/word16du" xmlns:w16sdtdh="http://schemas.microsoft.com/office/word/2020/wordml/sdtdatahash" xmlns:w16sdtfl="http://schemas.microsoft.com/office/word/2024/wordml/sdtformatlock" xmlns:w16se="http://schemas.microsoft.com/office/word/2015/wordml/symex" xmlns:wpg="http://schemas.microsoft.com/office/word/2010/wordprocessingGroup" xmlns:wpi="http://schemas.microsoft.com/office/word/2010/wordprocessingInk" xmlns:wne="http://schemas.microsoft.com/office/word/2006/wordml" xmlns:wps="http://schemas.microsoft.com/office/word/2010/wordprocessingShape" mc:Ignorable="w14 w15 w16se w16cid w16 w16cex w16sdtdh w16sdtfl w16du wp14">
+<w:document xmlns:wpc="http://schemas.microsoft.com/office/word/2010/wordprocessingCanvas" xmlns:cx="http://schemas.microsoft.com/office/drawing/2014/chartex" xmlns:cx1="http://schemas.microsoft.com/office/drawing/2015/9/8/chartex" xmlns:cx2="http://schemas.microsoft.com/office/drawing/2015/10/21/chartex" xmlns:cx3="http://schemas.microsoft.com/office/drawing/2016/5/9/chartex" xmlns:cx4="http://schemas.microsoft.com/office/drawing/2016/5/10/chartex" xmlns:cx5="http://schemas.microsoft.com/office/drawing/2016/5/11/chartex" xmlns:cx6="http://schemas.microsoft.com/office/drawing/2016/5/12/chartex" xmlns:cx7="http://schemas.microsoft.com/office/drawing/2016/5/13/chartex" xmlns:cx8="http://schemas.microsoft.com/office/drawing/2016/5/14/chartex" xmlns:mc="http://schemas.openxmlformats.org/markup-compatibility/2006" xmlns:aink="http://schemas.microsoft.com/office/drawing/2016/ink" xmlns:am3d="http://schemas.microsoft.com/office/drawing/2017/model3d" xmlns:o="urn:schemas-microsoft-com:office:office" xmlns:oel="http://schemas.microsoft.com/office/2019/extlst" xmlns:r="http://schemas.openxmlformats.org/officeDocument/2006/relationships" xmlns:m="http://schemas.openxmlformats.org/officeDocument/2006/math" xmlns:v="urn:schemas-microsoft-com:vml" xmlns:wp14="http://schemas.microsoft.com/office/word/2010/wordprocessingDrawing" xmlns:wp="http://schemas.openxmlformats.org/drawingml/2006/wordprocessingDrawing" xmlns:w10="urn:schemas-microsoft-com:office:word" xmlns:w="http://schemas.openxmlformats.org/wordprocessingml/2006/main" xmlns:w14="http://schemas.microsoft.com/office/word/2010/wordml" xmlns:w15="http://schemas.microsoft.com/office/word/2012/wordml" xmlns:w16cex="http://schemas.microsoft.com/office/word/2018/wordml/cex" xmlns:w16cid="http://schemas.microsoft.com/office/word/2016/wordml/cid" xmlns:w16="http://schemas.microsoft.com/office/word/2018/wordml" xmlns:w16du="http://schemas.microsoft.com/office/word/2023/wordml/word16du" xmlns:w16sdtdh="http://schemas.microsoft.com/office/word/2020/wordml/sdtdatahash" xmlns:w16sdtfl="http://schemas.microsoft.com/office/word/2024/wordml/sdtformatlock" xmlns:w16se="http://schemas.microsoft.com/office/word/2015/wordml/symex" xmlns:wpg="http://schemas.microsoft.com/office/word/2010/wordprocessingGroup" xmlns:wpi="http://schemas.microsoft.com/office/word/2010/wordprocessingInk" xmlns:wne="http://schemas.microsoft.com/office/word/2006/wordml" xmlns:wps="http://schemas.microsoft.com/office/word/2010/wordprocessingShape" mc:Ignorable="w14 w15 w16se w16cid w16 w16cex w16sdtdh w16sdtfl w16du wp14">
   <w:body>
     <w:p>
       <w:pPr>
@@ -17,57 +17,61 @@
           <w:sz w:val="22"/>
           <w:szCs w:val="22"/>
         </w:rPr>
-        <w:t>1) Nathaniel Dak Vantongeren (6 Nov 1894 – 4 Nov 1950) &amp; Kathrin Mary Linke (26 Sep 1913 – Present):</w:t>
-      </w:r>
-      <w:r>
-        <w:rPr>
-          <w:rFonts w:ascii="Calibri" w:hAnsi="Calibri" w:cs="Calibri"/>
-          <w:sz w:val="22"/>
-          <w:szCs w:val="22"/>
-        </w:rPr>
-        <w:t xml:space="preserve"> </w:t>
-      </w:r>
-      <w:r>
-        <w:rPr>
-          <w:rFonts w:ascii="Calibri" w:hAnsi="Calibri" w:cs="Calibri"/>
-          <w:sz w:val="22"/>
-          <w:szCs w:val="22"/>
-        </w:rPr>
-        <w:t>26 Nov 1944</w:t>
-      </w:r>
-    </w:p>
-    <w:p>
-      <w:pPr>
-        <w:spacing w:after="0"/>
-        <w:rPr>
-          <w:rFonts w:ascii="Calibri" w:hAnsi="Calibri" w:cs="Calibri"/>
-          <w:sz w:val="22"/>
-          <w:szCs w:val="22"/>
-        </w:rPr>
-      </w:pPr>
-      <w:r>
-        <w:rPr>
-          <w:rFonts w:ascii="Calibri" w:hAnsi="Calibri" w:cs="Calibri"/>
-          <w:sz w:val="22"/>
-          <w:szCs w:val="22"/>
-        </w:rPr>
-        <w:t>1.1) Reed Jordan Vantongeren (12 Aug 1937 – Jan 1959-1960) &amp; Emily Evelyn Marchetti (12 May</w:t>
-      </w:r>
-      <w:r>
-        <w:rPr>
-          <w:rFonts w:ascii="Calibri" w:hAnsi="Calibri" w:cs="Calibri"/>
-          <w:sz w:val="22"/>
-          <w:szCs w:val="22"/>
-        </w:rPr>
-        <w:t xml:space="preserve"> </w:t>
-      </w:r>
-      <w:r>
-        <w:rPr>
-          <w:rFonts w:ascii="Calibri" w:hAnsi="Calibri" w:cs="Calibri"/>
-          <w:sz w:val="22"/>
-          <w:szCs w:val="22"/>
-        </w:rPr>
-        <w:t>1934 – Present): 20 Apr 1954</w:t>
+        <w:t xml:space="preserve">1) Nathaniel Dak Vantongeren (6 Nov 1894 – 4 Nov 1950) &amp; Kathrin Mary Linke (26 Sep 1913 – Present): </w:t>
+      </w:r>
+    </w:p>
+    <w:p>
+      <w:pPr>
+        <w:spacing w:after="0"/>
+        <w:rPr>
+          <w:rFonts w:ascii="Calibri" w:hAnsi="Calibri" w:cs="Calibri"/>
+          <w:sz w:val="22"/>
+          <w:szCs w:val="22"/>
+        </w:rPr>
+      </w:pPr>
+      <w:r>
+        <w:rPr>
+          <w:rFonts w:ascii="Calibri" w:hAnsi="Calibri" w:cs="Calibri"/>
+          <w:sz w:val="22"/>
+          <w:szCs w:val="22"/>
+        </w:rPr>
+        <w:t xml:space="preserve">26 Nov 1944 </w:t>
+      </w:r>
+    </w:p>
+    <w:p>
+      <w:pPr>
+        <w:spacing w:after="0"/>
+        <w:rPr>
+          <w:rFonts w:ascii="Calibri" w:hAnsi="Calibri" w:cs="Calibri"/>
+          <w:sz w:val="22"/>
+          <w:szCs w:val="22"/>
+        </w:rPr>
+      </w:pPr>
+      <w:r>
+        <w:rPr>
+          <w:rFonts w:ascii="Calibri" w:hAnsi="Calibri" w:cs="Calibri"/>
+          <w:sz w:val="22"/>
+          <w:szCs w:val="22"/>
+        </w:rPr>
+        <w:t xml:space="preserve">1.1) Reed Jordan Vantongeren (12 Aug 1937 – Jan 1959-1960) &amp; Emily Evelyn Marchetti (12 May 1934 – </w:t>
+      </w:r>
+    </w:p>
+    <w:p>
+      <w:pPr>
+        <w:spacing w:after="0"/>
+        <w:rPr>
+          <w:rFonts w:ascii="Calibri" w:hAnsi="Calibri" w:cs="Calibri"/>
+          <w:sz w:val="22"/>
+          <w:szCs w:val="22"/>
+        </w:rPr>
+      </w:pPr>
+      <w:r>
+        <w:rPr>
+          <w:rFonts w:ascii="Calibri" w:hAnsi="Calibri" w:cs="Calibri"/>
+          <w:sz w:val="22"/>
+          <w:szCs w:val="22"/>
+        </w:rPr>
+        <w:t xml:space="preserve">Present): 20 Apr 1954 </w:t>
       </w:r>
     </w:p>
     <w:p>
@@ -103,249 +107,223 @@
           <w:sz w:val="22"/>
           <w:szCs w:val="22"/>
         </w:rPr>
-        <w:t xml:space="preserve"> Hallberg III (12 Jan 1961</w:t>
-      </w:r>
-      <w:r>
-        <w:rPr>
-          <w:rFonts w:ascii="Calibri" w:hAnsi="Calibri" w:cs="Calibri"/>
-          <w:sz w:val="22"/>
-          <w:szCs w:val="22"/>
-        </w:rPr>
-        <w:t xml:space="preserve"> </w:t>
-      </w:r>
-      <w:r>
-        <w:rPr>
-          <w:rFonts w:ascii="Calibri" w:hAnsi="Calibri" w:cs="Calibri"/>
-          <w:sz w:val="22"/>
-          <w:szCs w:val="22"/>
-        </w:rPr>
-        <w:t>–</w:t>
-      </w:r>
-      <w:r>
-        <w:rPr>
-          <w:rFonts w:ascii="Calibri" w:hAnsi="Calibri" w:cs="Calibri"/>
-          <w:sz w:val="22"/>
-          <w:szCs w:val="22"/>
-        </w:rPr>
-        <w:t xml:space="preserve"> </w:t>
-      </w:r>
-      <w:r>
-        <w:rPr>
-          <w:rFonts w:ascii="Calibri" w:hAnsi="Calibri" w:cs="Calibri"/>
-          <w:sz w:val="22"/>
-          <w:szCs w:val="22"/>
-        </w:rPr>
-        <w:t>Present): 1999</w:t>
-      </w:r>
-    </w:p>
-    <w:p>
-      <w:pPr>
-        <w:spacing w:after="0"/>
-        <w:rPr>
-          <w:rFonts w:ascii="Calibri" w:hAnsi="Calibri" w:cs="Calibri"/>
-          <w:sz w:val="22"/>
-          <w:szCs w:val="22"/>
-        </w:rPr>
-      </w:pPr>
-      <w:r>
-        <w:rPr>
-          <w:rFonts w:ascii="Calibri" w:hAnsi="Calibri" w:cs="Calibri"/>
-          <w:sz w:val="22"/>
-          <w:szCs w:val="22"/>
-        </w:rPr>
-        <w:t>1.1.1.1) Hallie Kamie Vantongeren (18 Oct 1994 – 2000) &amp; Gladys Evelyn Kirschbaum (13 Oct</w:t>
-      </w:r>
-      <w:r>
-        <w:rPr>
-          <w:rFonts w:ascii="Calibri" w:hAnsi="Calibri" w:cs="Calibri"/>
-          <w:sz w:val="22"/>
-          <w:szCs w:val="22"/>
-        </w:rPr>
-        <w:t xml:space="preserve"> </w:t>
-      </w:r>
-      <w:r>
-        <w:rPr>
-          <w:rFonts w:ascii="Calibri" w:hAnsi="Calibri" w:cs="Calibri"/>
-          <w:sz w:val="22"/>
-          <w:szCs w:val="22"/>
-        </w:rPr>
-        <w:t>1983 – Present): 7 Mar 2007</w:t>
-      </w:r>
-    </w:p>
-    <w:p>
-      <w:pPr>
-        <w:spacing w:after="0"/>
-        <w:rPr>
-          <w:rFonts w:ascii="Calibri" w:hAnsi="Calibri" w:cs="Calibri"/>
-          <w:sz w:val="22"/>
-          <w:szCs w:val="22"/>
-        </w:rPr>
-      </w:pPr>
-      <w:r>
-        <w:rPr>
-          <w:rFonts w:ascii="Calibri" w:hAnsi="Calibri" w:cs="Calibri"/>
-          <w:sz w:val="22"/>
-          <w:szCs w:val="22"/>
-        </w:rPr>
-        <w:t>1.1.1.1.1) Eloise Frieda Vantongeren (4 Dec 2011 – 16 Apr 2021)</w:t>
-      </w:r>
-    </w:p>
-    <w:p>
-      <w:pPr>
-        <w:spacing w:after="0"/>
-        <w:rPr>
-          <w:rFonts w:ascii="Calibri" w:hAnsi="Calibri" w:cs="Calibri"/>
-          <w:sz w:val="22"/>
-          <w:szCs w:val="22"/>
-        </w:rPr>
-      </w:pPr>
-      <w:r>
-        <w:rPr>
-          <w:rFonts w:ascii="Calibri" w:hAnsi="Calibri" w:cs="Calibri"/>
-          <w:sz w:val="22"/>
-          <w:szCs w:val="22"/>
-        </w:rPr>
-        <w:t>1.1.1.1.2) Elwood Owen Vantongeren (Sep 2013 – Present)</w:t>
-      </w:r>
-    </w:p>
-    <w:p>
-      <w:pPr>
-        <w:spacing w:after="0"/>
-        <w:rPr>
-          <w:rFonts w:ascii="Calibri" w:hAnsi="Calibri" w:cs="Calibri"/>
-          <w:sz w:val="22"/>
-          <w:szCs w:val="22"/>
-        </w:rPr>
-      </w:pPr>
-      <w:r>
-        <w:rPr>
-          <w:rFonts w:ascii="Calibri" w:hAnsi="Calibri" w:cs="Calibri"/>
-          <w:sz w:val="22"/>
-          <w:szCs w:val="22"/>
-        </w:rPr>
-        <w:t>1.1.1.1.3) Debra Britny Vantongeren (28 Apr 2008 – 8 Feb 2018)</w:t>
-      </w:r>
-    </w:p>
-    <w:p>
-      <w:pPr>
-        <w:spacing w:after="0"/>
-        <w:rPr>
-          <w:rFonts w:ascii="Calibri" w:hAnsi="Calibri" w:cs="Calibri"/>
-          <w:sz w:val="22"/>
-          <w:szCs w:val="22"/>
-        </w:rPr>
-      </w:pPr>
-      <w:r>
-        <w:rPr>
-          <w:rFonts w:ascii="Calibri" w:hAnsi="Calibri" w:cs="Calibri"/>
-          <w:sz w:val="22"/>
-          <w:szCs w:val="22"/>
-        </w:rPr>
-        <w:t>1.1.1.1.4) Leon Adam Vantongeren (2008 – 21 Feb 2016)</w:t>
-      </w:r>
-    </w:p>
-    <w:p>
-      <w:pPr>
-        <w:spacing w:after="0"/>
-        <w:rPr>
-          <w:rFonts w:ascii="Calibri" w:hAnsi="Calibri" w:cs="Calibri"/>
-          <w:sz w:val="22"/>
-          <w:szCs w:val="22"/>
-        </w:rPr>
-      </w:pPr>
-      <w:r>
-        <w:rPr>
-          <w:rFonts w:ascii="Calibri" w:hAnsi="Calibri" w:cs="Calibri"/>
-          <w:sz w:val="22"/>
-          <w:szCs w:val="22"/>
-        </w:rPr>
-        <w:t>1.1.1.1.5) Miranda Evelyn Renquist (12 Aug 2018 – 24 Dec 2026)</w:t>
-      </w:r>
-    </w:p>
-    <w:p>
-      <w:pPr>
-        <w:spacing w:after="0"/>
-        <w:rPr>
-          <w:rFonts w:ascii="Calibri" w:hAnsi="Calibri" w:cs="Calibri"/>
-          <w:sz w:val="22"/>
-          <w:szCs w:val="22"/>
-        </w:rPr>
-      </w:pPr>
-      <w:r>
-        <w:rPr>
-          <w:rFonts w:ascii="Calibri" w:hAnsi="Calibri" w:cs="Calibri"/>
-          <w:sz w:val="22"/>
-          <w:szCs w:val="22"/>
-        </w:rPr>
-        <w:t>1.1.1.2) Paul Keith Vantongeren (24 Aug 1978 – 16 Feb 1995) &amp; Madilynn Samantha</w:t>
-      </w:r>
-      <w:r>
-        <w:rPr>
-          <w:rFonts w:ascii="Calibri" w:hAnsi="Calibri" w:cs="Calibri"/>
-          <w:sz w:val="22"/>
-          <w:szCs w:val="22"/>
-        </w:rPr>
-        <w:t xml:space="preserve"> </w:t>
-      </w:r>
-      <w:r>
-        <w:rPr>
-          <w:rFonts w:ascii="Calibri" w:hAnsi="Calibri" w:cs="Calibri"/>
-          <w:sz w:val="22"/>
-          <w:szCs w:val="22"/>
-        </w:rPr>
-        <w:t>Marchetti (1982 –</w:t>
-      </w:r>
-      <w:r>
-        <w:rPr>
-          <w:rFonts w:ascii="Calibri" w:hAnsi="Calibri" w:cs="Calibri"/>
-          <w:sz w:val="22"/>
-          <w:szCs w:val="22"/>
-        </w:rPr>
-        <w:t xml:space="preserve"> </w:t>
-      </w:r>
-      <w:r>
-        <w:rPr>
-          <w:rFonts w:ascii="Calibri" w:hAnsi="Calibri" w:cs="Calibri"/>
-          <w:sz w:val="22"/>
-          <w:szCs w:val="22"/>
-        </w:rPr>
-        <w:t>Present): 13 Jul 2013</w:t>
-      </w:r>
-    </w:p>
-    <w:p>
-      <w:pPr>
-        <w:spacing w:after="0"/>
-        <w:rPr>
-          <w:rFonts w:ascii="Calibri" w:hAnsi="Calibri" w:cs="Calibri"/>
-          <w:sz w:val="22"/>
-          <w:szCs w:val="22"/>
-        </w:rPr>
-      </w:pPr>
-      <w:r>
-        <w:rPr>
-          <w:rFonts w:ascii="Calibri" w:hAnsi="Calibri" w:cs="Calibri"/>
-          <w:sz w:val="22"/>
-          <w:szCs w:val="22"/>
-        </w:rPr>
-        <w:t>1.1.1.2.1) Sharon Marcie Vantongeren (2016 – Present)</w:t>
-      </w:r>
-    </w:p>
-    <w:p>
-      <w:pPr>
-        <w:spacing w:after="0"/>
-        <w:rPr>
-          <w:rFonts w:ascii="Calibri" w:hAnsi="Calibri" w:cs="Calibri"/>
-          <w:sz w:val="22"/>
-          <w:szCs w:val="22"/>
-        </w:rPr>
-      </w:pPr>
-      <w:r>
-        <w:rPr>
-          <w:rFonts w:ascii="Calibri" w:hAnsi="Calibri" w:cs="Calibri"/>
-          <w:sz w:val="22"/>
-          <w:szCs w:val="22"/>
-        </w:rPr>
-        <w:t>1.1.1.2.2) Gladys "Junior" Taryn Vantongeren (24 Jun 2006 – 23 Feb 2017)</w:t>
+        <w:t xml:space="preserve"> Hallberg III (12 Jan 1961 – </w:t>
+      </w:r>
+    </w:p>
+    <w:p>
+      <w:pPr>
+        <w:spacing w:after="0"/>
+        <w:rPr>
+          <w:rFonts w:ascii="Calibri" w:hAnsi="Calibri" w:cs="Calibri"/>
+          <w:sz w:val="22"/>
+          <w:szCs w:val="22"/>
+        </w:rPr>
+      </w:pPr>
+      <w:r>
+        <w:rPr>
+          <w:rFonts w:ascii="Calibri" w:hAnsi="Calibri" w:cs="Calibri"/>
+          <w:sz w:val="22"/>
+          <w:szCs w:val="22"/>
+        </w:rPr>
+        <w:t xml:space="preserve">Present): 1999 </w:t>
+      </w:r>
+    </w:p>
+    <w:p>
+      <w:pPr>
+        <w:spacing w:after="0"/>
+        <w:rPr>
+          <w:rFonts w:ascii="Calibri" w:hAnsi="Calibri" w:cs="Calibri"/>
+          <w:sz w:val="22"/>
+          <w:szCs w:val="22"/>
+        </w:rPr>
+      </w:pPr>
+      <w:r>
+        <w:rPr>
+          <w:rFonts w:ascii="Calibri" w:hAnsi="Calibri" w:cs="Calibri"/>
+          <w:sz w:val="22"/>
+          <w:szCs w:val="22"/>
+        </w:rPr>
+        <w:t xml:space="preserve">1.1.1.1) Hallie Kamie Vantongeren (18 Oct 1994 – 2000) &amp; Gladys Evelyn Kirschbaum (13 Oct 1983 – </w:t>
+      </w:r>
+    </w:p>
+    <w:p>
+      <w:pPr>
+        <w:spacing w:after="0"/>
+        <w:rPr>
+          <w:rFonts w:ascii="Calibri" w:hAnsi="Calibri" w:cs="Calibri"/>
+          <w:sz w:val="22"/>
+          <w:szCs w:val="22"/>
+        </w:rPr>
+      </w:pPr>
+      <w:r>
+        <w:rPr>
+          <w:rFonts w:ascii="Calibri" w:hAnsi="Calibri" w:cs="Calibri"/>
+          <w:sz w:val="22"/>
+          <w:szCs w:val="22"/>
+        </w:rPr>
+        <w:t xml:space="preserve">Present): 7 Mar 2007 </w:t>
+      </w:r>
+    </w:p>
+    <w:p>
+      <w:pPr>
+        <w:spacing w:after="0"/>
+        <w:rPr>
+          <w:rFonts w:ascii="Calibri" w:hAnsi="Calibri" w:cs="Calibri"/>
+          <w:sz w:val="22"/>
+          <w:szCs w:val="22"/>
+        </w:rPr>
+      </w:pPr>
+      <w:r>
+        <w:rPr>
+          <w:rFonts w:ascii="Calibri" w:hAnsi="Calibri" w:cs="Calibri"/>
+          <w:sz w:val="22"/>
+          <w:szCs w:val="22"/>
+        </w:rPr>
+        <w:t xml:space="preserve">1.1.1.1.1) Eloise Frieda Vantongeren (4 Dec 2011 – 16 Apr 2021) </w:t>
+      </w:r>
+    </w:p>
+    <w:p>
+      <w:pPr>
+        <w:spacing w:after="0"/>
+        <w:rPr>
+          <w:rFonts w:ascii="Calibri" w:hAnsi="Calibri" w:cs="Calibri"/>
+          <w:sz w:val="22"/>
+          <w:szCs w:val="22"/>
+        </w:rPr>
+      </w:pPr>
+      <w:r>
+        <w:rPr>
+          <w:rFonts w:ascii="Calibri" w:hAnsi="Calibri" w:cs="Calibri"/>
+          <w:sz w:val="22"/>
+          <w:szCs w:val="22"/>
+        </w:rPr>
+        <w:t xml:space="preserve">1.1.1.1.2) Elwood Owen Vantongeren (Sep 2013 – Present) </w:t>
+      </w:r>
+    </w:p>
+    <w:p>
+      <w:pPr>
+        <w:spacing w:after="0"/>
+        <w:rPr>
+          <w:rFonts w:ascii="Calibri" w:hAnsi="Calibri" w:cs="Calibri"/>
+          <w:sz w:val="22"/>
+          <w:szCs w:val="22"/>
+        </w:rPr>
+      </w:pPr>
+      <w:r>
+        <w:rPr>
+          <w:rFonts w:ascii="Calibri" w:hAnsi="Calibri" w:cs="Calibri"/>
+          <w:sz w:val="22"/>
+          <w:szCs w:val="22"/>
+        </w:rPr>
+        <w:t xml:space="preserve">1.1.1.1.3) Debra Britny Vantongeren (28 Apr 2008 – 8 Feb 2018) </w:t>
+      </w:r>
+    </w:p>
+    <w:p>
+      <w:pPr>
+        <w:spacing w:after="0"/>
+        <w:rPr>
+          <w:rFonts w:ascii="Calibri" w:hAnsi="Calibri" w:cs="Calibri"/>
+          <w:sz w:val="22"/>
+          <w:szCs w:val="22"/>
+        </w:rPr>
+      </w:pPr>
+      <w:r>
+        <w:rPr>
+          <w:rFonts w:ascii="Calibri" w:hAnsi="Calibri" w:cs="Calibri"/>
+          <w:sz w:val="22"/>
+          <w:szCs w:val="22"/>
+        </w:rPr>
+        <w:t xml:space="preserve">1.1.1.1.4) Leon Adam Vantongeren (2008 – 21 Feb 2016) </w:t>
+      </w:r>
+    </w:p>
+    <w:p>
+      <w:pPr>
+        <w:spacing w:after="0"/>
+        <w:rPr>
+          <w:rFonts w:ascii="Calibri" w:hAnsi="Calibri" w:cs="Calibri"/>
+          <w:sz w:val="22"/>
+          <w:szCs w:val="22"/>
+        </w:rPr>
+      </w:pPr>
+      <w:r>
+        <w:rPr>
+          <w:rFonts w:ascii="Calibri" w:hAnsi="Calibri" w:cs="Calibri"/>
+          <w:sz w:val="22"/>
+          <w:szCs w:val="22"/>
+        </w:rPr>
+        <w:t xml:space="preserve">1.1.1.1.5) Miranda Evelyn Renquist (12 Aug 2018 – 24 Dec 2026) </w:t>
+      </w:r>
+    </w:p>
+    <w:p>
+      <w:pPr>
+        <w:spacing w:after="0"/>
+        <w:rPr>
+          <w:rFonts w:ascii="Calibri" w:hAnsi="Calibri" w:cs="Calibri"/>
+          <w:sz w:val="22"/>
+          <w:szCs w:val="22"/>
+        </w:rPr>
+      </w:pPr>
+      <w:r>
+        <w:rPr>
+          <w:rFonts w:ascii="Calibri" w:hAnsi="Calibri" w:cs="Calibri"/>
+          <w:sz w:val="22"/>
+          <w:szCs w:val="22"/>
+        </w:rPr>
+        <w:t xml:space="preserve">1.1.1.2) Paul Keith Vantongeren (24 Aug 1978 – 16 Feb 1995) &amp; Madilynn Samantha Marchetti (1982 – </w:t>
+      </w:r>
+    </w:p>
+    <w:p>
+      <w:pPr>
+        <w:spacing w:after="0"/>
+        <w:rPr>
+          <w:rFonts w:ascii="Calibri" w:hAnsi="Calibri" w:cs="Calibri"/>
+          <w:sz w:val="22"/>
+          <w:szCs w:val="22"/>
+        </w:rPr>
+      </w:pPr>
+      <w:r>
+        <w:rPr>
+          <w:rFonts w:ascii="Calibri" w:hAnsi="Calibri" w:cs="Calibri"/>
+          <w:sz w:val="22"/>
+          <w:szCs w:val="22"/>
+        </w:rPr>
+        <w:t xml:space="preserve">Present): 13 Jul 2013 </w:t>
+      </w:r>
+    </w:p>
+    <w:p>
+      <w:pPr>
+        <w:spacing w:after="0"/>
+        <w:rPr>
+          <w:rFonts w:ascii="Calibri" w:hAnsi="Calibri" w:cs="Calibri"/>
+          <w:sz w:val="22"/>
+          <w:szCs w:val="22"/>
+        </w:rPr>
+      </w:pPr>
+      <w:r>
+        <w:rPr>
+          <w:rFonts w:ascii="Calibri" w:hAnsi="Calibri" w:cs="Calibri"/>
+          <w:sz w:val="22"/>
+          <w:szCs w:val="22"/>
+        </w:rPr>
+        <w:t xml:space="preserve">1.1.1.2.1) Sharon Marcie Vantongeren (2016 – Present) </w:t>
+      </w:r>
+    </w:p>
+    <w:p>
+      <w:pPr>
+        <w:spacing w:after="0"/>
+        <w:rPr>
+          <w:rFonts w:ascii="Calibri" w:hAnsi="Calibri" w:cs="Calibri"/>
+          <w:sz w:val="22"/>
+          <w:szCs w:val="22"/>
+        </w:rPr>
+      </w:pPr>
+      <w:r>
+        <w:rPr>
+          <w:rFonts w:ascii="Calibri" w:hAnsi="Calibri" w:cs="Calibri"/>
+          <w:sz w:val="22"/>
+          <w:szCs w:val="22"/>
+        </w:rPr>
+        <w:t xml:space="preserve">1.1.1.2.2) Gladys "Junior" Taryn Vantongeren (24 Jun 2006 – 23 Feb 2017) </w:t>
       </w:r>
     </w:p>
     <w:p>
@@ -381,473 +359,421 @@
           <w:sz w:val="22"/>
           <w:szCs w:val="22"/>
         </w:rPr>
-        <w:t xml:space="preserve"> Vantongeren (25 Mar 2007 – 6 Oct 2025)</w:t>
-      </w:r>
-    </w:p>
-    <w:p>
-      <w:pPr>
-        <w:spacing w:after="0"/>
-        <w:rPr>
-          <w:rFonts w:ascii="Calibri" w:hAnsi="Calibri" w:cs="Calibri"/>
-          <w:sz w:val="22"/>
-          <w:szCs w:val="22"/>
-        </w:rPr>
-      </w:pPr>
-      <w:r>
-        <w:rPr>
-          <w:rFonts w:ascii="Calibri" w:hAnsi="Calibri" w:cs="Calibri"/>
-          <w:sz w:val="22"/>
-          <w:szCs w:val="22"/>
-        </w:rPr>
-        <w:t>1.1.1.2.4) Daniel Mitchell Vantongeren (Oct 2001 – 14 Jul 2026)</w:t>
-      </w:r>
-    </w:p>
-    <w:p>
-      <w:pPr>
-        <w:spacing w:after="0"/>
-        <w:rPr>
-          <w:rFonts w:ascii="Calibri" w:hAnsi="Calibri" w:cs="Calibri"/>
-          <w:sz w:val="22"/>
-          <w:szCs w:val="22"/>
-        </w:rPr>
-      </w:pPr>
-      <w:r>
-        <w:rPr>
-          <w:rFonts w:ascii="Calibri" w:hAnsi="Calibri" w:cs="Calibri"/>
-          <w:sz w:val="22"/>
-          <w:szCs w:val="22"/>
-        </w:rPr>
-        <w:t>1.2) Heidi Teri Vantongeren (1952 – Present)</w:t>
-      </w:r>
-    </w:p>
-    <w:p>
-      <w:pPr>
-        <w:spacing w:after="0"/>
-        <w:rPr>
-          <w:rFonts w:ascii="Calibri" w:hAnsi="Calibri" w:cs="Calibri"/>
-          <w:sz w:val="22"/>
-          <w:szCs w:val="22"/>
-        </w:rPr>
-      </w:pPr>
-      <w:r>
-        <w:rPr>
-          <w:rFonts w:ascii="Calibri" w:hAnsi="Calibri" w:cs="Calibri"/>
-          <w:sz w:val="22"/>
-          <w:szCs w:val="22"/>
-        </w:rPr>
-        <w:t>1.3) Kaylynn Brooke Vantongeren (19 Oct 1950 – 20 Nov 1952)</w:t>
-      </w:r>
-    </w:p>
-    <w:p>
-      <w:pPr>
-        <w:spacing w:after="0"/>
-        <w:rPr>
-          <w:rFonts w:ascii="Calibri" w:hAnsi="Calibri" w:cs="Calibri"/>
-          <w:sz w:val="22"/>
-          <w:szCs w:val="22"/>
-        </w:rPr>
-      </w:pPr>
-      <w:r>
-        <w:rPr>
-          <w:rFonts w:ascii="Calibri" w:hAnsi="Calibri" w:cs="Calibri"/>
-          <w:sz w:val="22"/>
-          <w:szCs w:val="22"/>
-        </w:rPr>
-        <w:t>2) Darla Malinda Vantongeren (9 Jan 1898 – 27 Sep 1936) &amp; Holly Jamie DeWerff (9 Dec 1916 – 9 Nov</w:t>
-      </w:r>
-      <w:r>
-        <w:rPr>
-          <w:rFonts w:ascii="Calibri" w:hAnsi="Calibri" w:cs="Calibri"/>
-          <w:sz w:val="22"/>
-          <w:szCs w:val="22"/>
-        </w:rPr>
-        <w:t xml:space="preserve"> </w:t>
-      </w:r>
-      <w:r>
-        <w:rPr>
-          <w:rFonts w:ascii="Calibri" w:hAnsi="Calibri" w:cs="Calibri"/>
-          <w:sz w:val="22"/>
-          <w:szCs w:val="22"/>
-        </w:rPr>
-        <w:t>1979): 17 Aug 1939</w:t>
-      </w:r>
-    </w:p>
-    <w:p>
-      <w:pPr>
-        <w:spacing w:after="0"/>
-        <w:rPr>
-          <w:rFonts w:ascii="Calibri" w:hAnsi="Calibri" w:cs="Calibri"/>
-          <w:sz w:val="22"/>
-          <w:szCs w:val="22"/>
-        </w:rPr>
-      </w:pPr>
-      <w:r>
-        <w:rPr>
-          <w:rFonts w:ascii="Calibri" w:hAnsi="Calibri" w:cs="Calibri"/>
-          <w:sz w:val="22"/>
-          <w:szCs w:val="22"/>
-        </w:rPr>
-        <w:t>2.1) Leon Zachary Marchetti (3 Jan 1936 – Present) &amp; Jason Reed Overby (14 Dec 1935 – 4 Sep</w:t>
-      </w:r>
-      <w:r>
-        <w:rPr>
-          <w:rFonts w:ascii="Calibri" w:hAnsi="Calibri" w:cs="Calibri"/>
-          <w:sz w:val="22"/>
-          <w:szCs w:val="22"/>
-        </w:rPr>
-        <w:t xml:space="preserve"> </w:t>
-      </w:r>
-      <w:r>
-        <w:rPr>
-          <w:rFonts w:ascii="Calibri" w:hAnsi="Calibri" w:cs="Calibri"/>
-          <w:sz w:val="22"/>
-          <w:szCs w:val="22"/>
-        </w:rPr>
-        <w:t>1976): 26 Aug 1957</w:t>
-      </w:r>
-    </w:p>
-    <w:p>
-      <w:pPr>
-        <w:spacing w:after="0"/>
-        <w:rPr>
-          <w:rFonts w:ascii="Calibri" w:hAnsi="Calibri" w:cs="Calibri"/>
-          <w:sz w:val="22"/>
-          <w:szCs w:val="22"/>
-        </w:rPr>
-      </w:pPr>
-      <w:r>
-        <w:rPr>
-          <w:rFonts w:ascii="Calibri" w:hAnsi="Calibri" w:cs="Calibri"/>
-          <w:sz w:val="22"/>
-          <w:szCs w:val="22"/>
-        </w:rPr>
-        <w:t>2.2) Lee Ann Debra Bergstrom (1938 – 13 Nov 1960) &amp; Gordon Jason Kilbride (24 Sep 1934 –</w:t>
-      </w:r>
-      <w:r>
-        <w:rPr>
-          <w:rFonts w:ascii="Calibri" w:hAnsi="Calibri" w:cs="Calibri"/>
-          <w:sz w:val="22"/>
-          <w:szCs w:val="22"/>
-        </w:rPr>
-        <w:t xml:space="preserve"> </w:t>
-      </w:r>
-      <w:r>
-        <w:rPr>
-          <w:rFonts w:ascii="Calibri" w:hAnsi="Calibri" w:cs="Calibri"/>
-          <w:sz w:val="22"/>
-          <w:szCs w:val="22"/>
-        </w:rPr>
-        <w:t>Present): 14 Sep 1958</w:t>
-      </w:r>
-    </w:p>
-    <w:p>
-      <w:pPr>
-        <w:spacing w:after="0"/>
-        <w:rPr>
-          <w:rFonts w:ascii="Calibri" w:hAnsi="Calibri" w:cs="Calibri"/>
-          <w:sz w:val="22"/>
-          <w:szCs w:val="22"/>
-        </w:rPr>
-      </w:pPr>
-      <w:r>
-        <w:rPr>
-          <w:rFonts w:ascii="Calibri" w:hAnsi="Calibri" w:cs="Calibri"/>
-          <w:sz w:val="22"/>
-          <w:szCs w:val="22"/>
-        </w:rPr>
-        <w:t>2.2.1) Jordan Leva Bergstrom (22 Jul 1974 – Present) &amp; Morten LeRoy Marchetti (25 Dec 1961</w:t>
-      </w:r>
-      <w:r>
-        <w:rPr>
-          <w:rFonts w:ascii="Calibri" w:hAnsi="Calibri" w:cs="Calibri"/>
-          <w:sz w:val="22"/>
-          <w:szCs w:val="22"/>
-        </w:rPr>
-        <w:t xml:space="preserve"> </w:t>
-      </w:r>
-      <w:r>
-        <w:rPr>
-          <w:rFonts w:ascii="Calibri" w:hAnsi="Calibri" w:cs="Calibri"/>
-          <w:sz w:val="22"/>
-          <w:szCs w:val="22"/>
-        </w:rPr>
-        <w:t>–</w:t>
-      </w:r>
-      <w:r>
-        <w:rPr>
-          <w:rFonts w:ascii="Calibri" w:hAnsi="Calibri" w:cs="Calibri"/>
-          <w:sz w:val="22"/>
-          <w:szCs w:val="22"/>
-        </w:rPr>
-        <w:t xml:space="preserve"> </w:t>
-      </w:r>
-      <w:r>
-        <w:rPr>
-          <w:rFonts w:ascii="Calibri" w:hAnsi="Calibri" w:cs="Calibri"/>
-          <w:sz w:val="22"/>
-          <w:szCs w:val="22"/>
-        </w:rPr>
-        <w:t>1975): 1 Apr 1976</w:t>
-      </w:r>
-    </w:p>
-    <w:p>
-      <w:pPr>
-        <w:spacing w:after="0"/>
-        <w:rPr>
-          <w:rFonts w:ascii="Calibri" w:hAnsi="Calibri" w:cs="Calibri"/>
-          <w:sz w:val="22"/>
-          <w:szCs w:val="22"/>
-        </w:rPr>
-      </w:pPr>
-      <w:r>
-        <w:rPr>
-          <w:rFonts w:ascii="Calibri" w:hAnsi="Calibri" w:cs="Calibri"/>
-          <w:sz w:val="22"/>
-          <w:szCs w:val="22"/>
-        </w:rPr>
-        <w:t>2.2.1.1) Hannah Shelby Bergstrom (21 May 1991 – Present)</w:t>
-      </w:r>
-    </w:p>
-    <w:p>
-      <w:pPr>
-        <w:spacing w:after="0"/>
-        <w:rPr>
-          <w:rFonts w:ascii="Calibri" w:hAnsi="Calibri" w:cs="Calibri"/>
-          <w:sz w:val="22"/>
-          <w:szCs w:val="22"/>
-        </w:rPr>
-      </w:pPr>
-      <w:r>
-        <w:rPr>
-          <w:rFonts w:ascii="Calibri" w:hAnsi="Calibri" w:cs="Calibri"/>
-          <w:sz w:val="22"/>
-          <w:szCs w:val="22"/>
-        </w:rPr>
-        <w:t>2.2.1.2) Dorothy Eloise Bergstrom (1991 – Present)</w:t>
-      </w:r>
-    </w:p>
-    <w:p>
-      <w:pPr>
-        <w:spacing w:after="0"/>
-        <w:rPr>
-          <w:rFonts w:ascii="Calibri" w:hAnsi="Calibri" w:cs="Calibri"/>
-          <w:sz w:val="22"/>
-          <w:szCs w:val="22"/>
-        </w:rPr>
-      </w:pPr>
-      <w:r>
-        <w:rPr>
-          <w:rFonts w:ascii="Calibri" w:hAnsi="Calibri" w:cs="Calibri"/>
-          <w:sz w:val="22"/>
-          <w:szCs w:val="22"/>
-        </w:rPr>
-        <w:t>2.2.1.3) Keith "Sis" LeRoy Bergstrom (1978 – Present) &amp; Marlin Steven Sorensen (13 Apr</w:t>
-      </w:r>
-      <w:r>
-        <w:rPr>
-          <w:rFonts w:ascii="Calibri" w:hAnsi="Calibri" w:cs="Calibri"/>
-          <w:sz w:val="22"/>
-          <w:szCs w:val="22"/>
-        </w:rPr>
-        <w:t xml:space="preserve"> </w:t>
-      </w:r>
-      <w:r>
-        <w:rPr>
-          <w:rFonts w:ascii="Calibri" w:hAnsi="Calibri" w:cs="Calibri"/>
-          <w:sz w:val="22"/>
-          <w:szCs w:val="22"/>
-        </w:rPr>
-        <w:t>1980 – 26 Feb</w:t>
-      </w:r>
-      <w:r>
-        <w:rPr>
-          <w:rFonts w:ascii="Calibri" w:hAnsi="Calibri" w:cs="Calibri"/>
-          <w:sz w:val="22"/>
-          <w:szCs w:val="22"/>
-        </w:rPr>
-        <w:t xml:space="preserve"> </w:t>
-      </w:r>
-      <w:r>
-        <w:rPr>
-          <w:rFonts w:ascii="Calibri" w:hAnsi="Calibri" w:cs="Calibri"/>
-          <w:sz w:val="22"/>
-          <w:szCs w:val="22"/>
-        </w:rPr>
-        <w:t>2013)</w:t>
-      </w:r>
-    </w:p>
-    <w:p>
-      <w:pPr>
-        <w:spacing w:after="0"/>
-        <w:rPr>
-          <w:rFonts w:ascii="Calibri" w:hAnsi="Calibri" w:cs="Calibri"/>
-          <w:sz w:val="22"/>
-          <w:szCs w:val="22"/>
-        </w:rPr>
-      </w:pPr>
-      <w:r>
-        <w:rPr>
-          <w:rFonts w:ascii="Calibri" w:hAnsi="Calibri" w:cs="Calibri"/>
-          <w:sz w:val="22"/>
-          <w:szCs w:val="22"/>
-        </w:rPr>
-        <w:t>2.2.1.3.1) Kory Dale Bergstrom IV (11 May 2017 – Feb 2024-2026)</w:t>
-      </w:r>
-    </w:p>
-    <w:p>
-      <w:pPr>
-        <w:spacing w:after="0"/>
-        <w:rPr>
-          <w:rFonts w:ascii="Calibri" w:hAnsi="Calibri" w:cs="Calibri"/>
-          <w:sz w:val="22"/>
-          <w:szCs w:val="22"/>
-        </w:rPr>
-      </w:pPr>
-      <w:r>
-        <w:rPr>
-          <w:rFonts w:ascii="Calibri" w:hAnsi="Calibri" w:cs="Calibri"/>
-          <w:sz w:val="22"/>
-          <w:szCs w:val="22"/>
-        </w:rPr>
-        <w:t>2.2.1.3.2) Joshua Gordon Bergstrom (Mar 2014 – Present)</w:t>
-      </w:r>
-    </w:p>
-    <w:p>
-      <w:pPr>
-        <w:spacing w:after="0"/>
-        <w:rPr>
-          <w:rFonts w:ascii="Calibri" w:hAnsi="Calibri" w:cs="Calibri"/>
-          <w:sz w:val="22"/>
-          <w:szCs w:val="22"/>
-        </w:rPr>
-      </w:pPr>
-      <w:r>
-        <w:rPr>
-          <w:rFonts w:ascii="Calibri" w:hAnsi="Calibri" w:cs="Calibri"/>
-          <w:sz w:val="22"/>
-          <w:szCs w:val="22"/>
-        </w:rPr>
-        <w:t>2.2.1.4) Alayna Lisa Bergstrom III (Aug 1990 – Present) &amp; Teri Leva Kessler (1983 –</w:t>
-      </w:r>
-      <w:r>
-        <w:rPr>
-          <w:rFonts w:ascii="Calibri" w:hAnsi="Calibri" w:cs="Calibri"/>
-          <w:sz w:val="22"/>
-          <w:szCs w:val="22"/>
-        </w:rPr>
-        <w:t xml:space="preserve"> </w:t>
-      </w:r>
-      <w:r>
-        <w:rPr>
-          <w:rFonts w:ascii="Calibri" w:hAnsi="Calibri" w:cs="Calibri"/>
-          <w:sz w:val="22"/>
-          <w:szCs w:val="22"/>
-        </w:rPr>
-        <w:t>Present): 2023</w:t>
-      </w:r>
-    </w:p>
-    <w:p>
-      <w:pPr>
-        <w:spacing w:after="0"/>
-        <w:rPr>
-          <w:rFonts w:ascii="Calibri" w:hAnsi="Calibri" w:cs="Calibri"/>
-          <w:sz w:val="22"/>
-          <w:szCs w:val="22"/>
-        </w:rPr>
-      </w:pPr>
-      <w:r>
-        <w:rPr>
-          <w:rFonts w:ascii="Calibri" w:hAnsi="Calibri" w:cs="Calibri"/>
-          <w:sz w:val="22"/>
-          <w:szCs w:val="22"/>
-        </w:rPr>
-        <w:t>2.2.1.4.1) Robert Kevin Bergstrom (2009 – Present)</w:t>
-      </w:r>
-    </w:p>
-    <w:p>
-      <w:pPr>
-        <w:spacing w:after="0"/>
-        <w:rPr>
-          <w:rFonts w:ascii="Calibri" w:hAnsi="Calibri" w:cs="Calibri"/>
-          <w:sz w:val="22"/>
-          <w:szCs w:val="22"/>
-        </w:rPr>
-      </w:pPr>
-      <w:r>
-        <w:rPr>
-          <w:rFonts w:ascii="Calibri" w:hAnsi="Calibri" w:cs="Calibri"/>
-          <w:sz w:val="22"/>
-          <w:szCs w:val="22"/>
-        </w:rPr>
-        <w:t>2.2.1.4.2) Wilhelm Brandon Bergstrom (27 Apr 2018 – Present)</w:t>
-      </w:r>
-    </w:p>
-    <w:p>
-      <w:pPr>
-        <w:spacing w:after="0"/>
-        <w:rPr>
-          <w:rFonts w:ascii="Calibri" w:hAnsi="Calibri" w:cs="Calibri"/>
-          <w:sz w:val="22"/>
-          <w:szCs w:val="22"/>
-        </w:rPr>
-      </w:pPr>
-      <w:r>
-        <w:rPr>
-          <w:rFonts w:ascii="Calibri" w:hAnsi="Calibri" w:cs="Calibri"/>
-          <w:sz w:val="22"/>
-          <w:szCs w:val="22"/>
-        </w:rPr>
-        <w:t>2.2.2) Marlys Marcie Bergstrom (1959 – Present) &amp; Lillian Sharon Overby (24 May 1956</w:t>
-      </w:r>
-      <w:r>
-        <w:rPr>
-          <w:rFonts w:ascii="Calibri" w:hAnsi="Calibri" w:cs="Calibri"/>
-          <w:sz w:val="22"/>
-          <w:szCs w:val="22"/>
-        </w:rPr>
-        <w:t xml:space="preserve"> </w:t>
-      </w:r>
-      <w:r>
-        <w:rPr>
-          <w:rFonts w:ascii="Calibri" w:hAnsi="Calibri" w:cs="Calibri"/>
-          <w:sz w:val="22"/>
-          <w:szCs w:val="22"/>
-        </w:rPr>
-        <w:t>–</w:t>
-      </w:r>
-      <w:r>
-        <w:rPr>
-          <w:rFonts w:ascii="Calibri" w:hAnsi="Calibri" w:cs="Calibri"/>
-          <w:sz w:val="22"/>
-          <w:szCs w:val="22"/>
-        </w:rPr>
-        <w:t xml:space="preserve"> </w:t>
-      </w:r>
-      <w:r>
-        <w:rPr>
-          <w:rFonts w:ascii="Calibri" w:hAnsi="Calibri" w:cs="Calibri"/>
-          <w:sz w:val="22"/>
-          <w:szCs w:val="22"/>
-        </w:rPr>
-        <w:t>Present): 10 May 1980</w:t>
-      </w:r>
-    </w:p>
-    <w:p>
-      <w:pPr>
-        <w:spacing w:after="0"/>
-        <w:rPr>
-          <w:rFonts w:ascii="Calibri" w:hAnsi="Calibri" w:cs="Calibri"/>
-          <w:sz w:val="22"/>
-          <w:szCs w:val="22"/>
-        </w:rPr>
-      </w:pPr>
-      <w:r>
-        <w:rPr>
-          <w:rFonts w:ascii="Calibri" w:hAnsi="Calibri" w:cs="Calibri"/>
-          <w:sz w:val="22"/>
-          <w:szCs w:val="22"/>
-        </w:rPr>
-        <w:t>2.3) Conrad Jeremy Vantongeren (4 May 1937 – Present)</w:t>
+        <w:t xml:space="preserve"> Vantongeren (25 Mar 2007 – 6 Oct 2025) </w:t>
+      </w:r>
+    </w:p>
+    <w:p>
+      <w:pPr>
+        <w:spacing w:after="0"/>
+        <w:rPr>
+          <w:rFonts w:ascii="Calibri" w:hAnsi="Calibri" w:cs="Calibri"/>
+          <w:sz w:val="22"/>
+          <w:szCs w:val="22"/>
+        </w:rPr>
+      </w:pPr>
+      <w:r>
+        <w:rPr>
+          <w:rFonts w:ascii="Calibri" w:hAnsi="Calibri" w:cs="Calibri"/>
+          <w:sz w:val="22"/>
+          <w:szCs w:val="22"/>
+        </w:rPr>
+        <w:t xml:space="preserve">1.1.1.2.4) Daniel Mitchell Vantongeren (Oct 2001 – 14 Jul 2026) </w:t>
+      </w:r>
+    </w:p>
+    <w:p>
+      <w:pPr>
+        <w:spacing w:after="0"/>
+        <w:rPr>
+          <w:rFonts w:ascii="Calibri" w:hAnsi="Calibri" w:cs="Calibri"/>
+          <w:sz w:val="22"/>
+          <w:szCs w:val="22"/>
+        </w:rPr>
+      </w:pPr>
+      <w:r>
+        <w:rPr>
+          <w:rFonts w:ascii="Calibri" w:hAnsi="Calibri" w:cs="Calibri"/>
+          <w:sz w:val="22"/>
+          <w:szCs w:val="22"/>
+        </w:rPr>
+        <w:t xml:space="preserve">1.2) Heidi Teri Vantongeren (1952 – Present) </w:t>
+      </w:r>
+    </w:p>
+    <w:p>
+      <w:pPr>
+        <w:spacing w:after="0"/>
+        <w:rPr>
+          <w:rFonts w:ascii="Calibri" w:hAnsi="Calibri" w:cs="Calibri"/>
+          <w:sz w:val="22"/>
+          <w:szCs w:val="22"/>
+        </w:rPr>
+      </w:pPr>
+      <w:r>
+        <w:rPr>
+          <w:rFonts w:ascii="Calibri" w:hAnsi="Calibri" w:cs="Calibri"/>
+          <w:sz w:val="22"/>
+          <w:szCs w:val="22"/>
+        </w:rPr>
+        <w:t xml:space="preserve">1.3) Kaylynn Brooke Vantongeren (19 Oct 1950 – 20 Nov 1952) </w:t>
+      </w:r>
+    </w:p>
+    <w:p>
+      <w:pPr>
+        <w:spacing w:after="0"/>
+        <w:rPr>
+          <w:rFonts w:ascii="Calibri" w:hAnsi="Calibri" w:cs="Calibri"/>
+          <w:sz w:val="22"/>
+          <w:szCs w:val="22"/>
+        </w:rPr>
+      </w:pPr>
+      <w:r>
+        <w:rPr>
+          <w:rFonts w:ascii="Calibri" w:hAnsi="Calibri" w:cs="Calibri"/>
+          <w:sz w:val="22"/>
+          <w:szCs w:val="22"/>
+        </w:rPr>
+        <w:t xml:space="preserve">2) Darla Malinda Vantongeren (9 Jan 1898 – 27 Sep 1936) &amp; Holly Jamie DeWerff (9 Dec 1916 – 9 Nov </w:t>
+      </w:r>
+    </w:p>
+    <w:p>
+      <w:pPr>
+        <w:spacing w:after="0"/>
+        <w:rPr>
+          <w:rFonts w:ascii="Calibri" w:hAnsi="Calibri" w:cs="Calibri"/>
+          <w:sz w:val="22"/>
+          <w:szCs w:val="22"/>
+        </w:rPr>
+      </w:pPr>
+      <w:r>
+        <w:rPr>
+          <w:rFonts w:ascii="Calibri" w:hAnsi="Calibri" w:cs="Calibri"/>
+          <w:sz w:val="22"/>
+          <w:szCs w:val="22"/>
+        </w:rPr>
+        <w:t xml:space="preserve">1979): 17 Aug 1939 </w:t>
+      </w:r>
+    </w:p>
+    <w:p>
+      <w:pPr>
+        <w:spacing w:after="0"/>
+        <w:rPr>
+          <w:rFonts w:ascii="Calibri" w:hAnsi="Calibri" w:cs="Calibri"/>
+          <w:sz w:val="22"/>
+          <w:szCs w:val="22"/>
+        </w:rPr>
+      </w:pPr>
+      <w:r>
+        <w:rPr>
+          <w:rFonts w:ascii="Calibri" w:hAnsi="Calibri" w:cs="Calibri"/>
+          <w:sz w:val="22"/>
+          <w:szCs w:val="22"/>
+        </w:rPr>
+        <w:t xml:space="preserve">2.1) Leon Zachary Marchetti (3 Jan 1936 – Present) &amp; Jason Reed Overby (14 Dec 1935 – 4 Sep 1976): 26 </w:t>
+      </w:r>
+    </w:p>
+    <w:p>
+      <w:pPr>
+        <w:spacing w:after="0"/>
+        <w:rPr>
+          <w:rFonts w:ascii="Calibri" w:hAnsi="Calibri" w:cs="Calibri"/>
+          <w:sz w:val="22"/>
+          <w:szCs w:val="22"/>
+        </w:rPr>
+      </w:pPr>
+      <w:r>
+        <w:rPr>
+          <w:rFonts w:ascii="Calibri" w:hAnsi="Calibri" w:cs="Calibri"/>
+          <w:sz w:val="22"/>
+          <w:szCs w:val="22"/>
+        </w:rPr>
+        <w:t xml:space="preserve">Aug 1957 </w:t>
+      </w:r>
+    </w:p>
+    <w:p>
+      <w:pPr>
+        <w:spacing w:after="0"/>
+        <w:rPr>
+          <w:rFonts w:ascii="Calibri" w:hAnsi="Calibri" w:cs="Calibri"/>
+          <w:sz w:val="22"/>
+          <w:szCs w:val="22"/>
+        </w:rPr>
+      </w:pPr>
+      <w:r>
+        <w:rPr>
+          <w:rFonts w:ascii="Calibri" w:hAnsi="Calibri" w:cs="Calibri"/>
+          <w:sz w:val="22"/>
+          <w:szCs w:val="22"/>
+        </w:rPr>
+        <w:t xml:space="preserve">2.2) Lee Ann Debra Bergstrom (1938 – 13 Nov 1960) &amp; Gordon Jason Kilbride (24 Sep 1934 – Present): 14 </w:t>
+      </w:r>
+    </w:p>
+    <w:p>
+      <w:pPr>
+        <w:spacing w:after="0"/>
+        <w:rPr>
+          <w:rFonts w:ascii="Calibri" w:hAnsi="Calibri" w:cs="Calibri"/>
+          <w:sz w:val="22"/>
+          <w:szCs w:val="22"/>
+        </w:rPr>
+      </w:pPr>
+      <w:r>
+        <w:rPr>
+          <w:rFonts w:ascii="Calibri" w:hAnsi="Calibri" w:cs="Calibri"/>
+          <w:sz w:val="22"/>
+          <w:szCs w:val="22"/>
+        </w:rPr>
+        <w:t xml:space="preserve">Sep 1958 </w:t>
+      </w:r>
+    </w:p>
+    <w:p>
+      <w:pPr>
+        <w:spacing w:after="0"/>
+        <w:rPr>
+          <w:rFonts w:ascii="Calibri" w:hAnsi="Calibri" w:cs="Calibri"/>
+          <w:sz w:val="22"/>
+          <w:szCs w:val="22"/>
+        </w:rPr>
+      </w:pPr>
+      <w:r>
+        <w:rPr>
+          <w:rFonts w:ascii="Calibri" w:hAnsi="Calibri" w:cs="Calibri"/>
+          <w:sz w:val="22"/>
+          <w:szCs w:val="22"/>
+        </w:rPr>
+        <w:t xml:space="preserve">2.2.1) Jordan Leva Bergstrom (22 Jul 1974 – Present) &amp; Morten LeRoy Marchetti (25 Dec 1961 – 1975): 1 </w:t>
+      </w:r>
+    </w:p>
+    <w:p>
+      <w:pPr>
+        <w:spacing w:after="0"/>
+        <w:rPr>
+          <w:rFonts w:ascii="Calibri" w:hAnsi="Calibri" w:cs="Calibri"/>
+          <w:sz w:val="22"/>
+          <w:szCs w:val="22"/>
+        </w:rPr>
+      </w:pPr>
+      <w:r>
+        <w:rPr>
+          <w:rFonts w:ascii="Calibri" w:hAnsi="Calibri" w:cs="Calibri"/>
+          <w:sz w:val="22"/>
+          <w:szCs w:val="22"/>
+        </w:rPr>
+        <w:t xml:space="preserve">Apr 1976 </w:t>
+      </w:r>
+    </w:p>
+    <w:p>
+      <w:pPr>
+        <w:spacing w:after="0"/>
+        <w:rPr>
+          <w:rFonts w:ascii="Calibri" w:hAnsi="Calibri" w:cs="Calibri"/>
+          <w:sz w:val="22"/>
+          <w:szCs w:val="22"/>
+        </w:rPr>
+      </w:pPr>
+      <w:r>
+        <w:rPr>
+          <w:rFonts w:ascii="Calibri" w:hAnsi="Calibri" w:cs="Calibri"/>
+          <w:sz w:val="22"/>
+          <w:szCs w:val="22"/>
+        </w:rPr>
+        <w:t xml:space="preserve">2.2.1.1) Hannah Shelby Bergstrom (21 May 1991 – Present) </w:t>
+      </w:r>
+    </w:p>
+    <w:p>
+      <w:pPr>
+        <w:spacing w:after="0"/>
+        <w:rPr>
+          <w:rFonts w:ascii="Calibri" w:hAnsi="Calibri" w:cs="Calibri"/>
+          <w:sz w:val="22"/>
+          <w:szCs w:val="22"/>
+        </w:rPr>
+      </w:pPr>
+      <w:r>
+        <w:rPr>
+          <w:rFonts w:ascii="Calibri" w:hAnsi="Calibri" w:cs="Calibri"/>
+          <w:sz w:val="22"/>
+          <w:szCs w:val="22"/>
+        </w:rPr>
+        <w:t xml:space="preserve">2.2.1.2) Dorothy Eloise Bergstrom (1991 – Present) </w:t>
+      </w:r>
+    </w:p>
+    <w:p>
+      <w:pPr>
+        <w:spacing w:after="0"/>
+        <w:rPr>
+          <w:rFonts w:ascii="Calibri" w:hAnsi="Calibri" w:cs="Calibri"/>
+          <w:sz w:val="22"/>
+          <w:szCs w:val="22"/>
+        </w:rPr>
+      </w:pPr>
+      <w:r>
+        <w:rPr>
+          <w:rFonts w:ascii="Calibri" w:hAnsi="Calibri" w:cs="Calibri"/>
+          <w:sz w:val="22"/>
+          <w:szCs w:val="22"/>
+        </w:rPr>
+        <w:t xml:space="preserve">2.2.1.3) Keith "Sis" LeRoy Bergstrom (1978 – Present) &amp; Marlin Steven Sorensen (13 Apr 1980 – 26 Feb </w:t>
+      </w:r>
+    </w:p>
+    <w:p>
+      <w:pPr>
+        <w:spacing w:after="0"/>
+        <w:rPr>
+          <w:rFonts w:ascii="Calibri" w:hAnsi="Calibri" w:cs="Calibri"/>
+          <w:sz w:val="22"/>
+          <w:szCs w:val="22"/>
+        </w:rPr>
+      </w:pPr>
+      <w:r>
+        <w:rPr>
+          <w:rFonts w:ascii="Calibri" w:hAnsi="Calibri" w:cs="Calibri"/>
+          <w:sz w:val="22"/>
+          <w:szCs w:val="22"/>
+        </w:rPr>
+        <w:t xml:space="preserve">2013) </w:t>
+      </w:r>
+    </w:p>
+    <w:p>
+      <w:pPr>
+        <w:spacing w:after="0"/>
+        <w:rPr>
+          <w:rFonts w:ascii="Calibri" w:hAnsi="Calibri" w:cs="Calibri"/>
+          <w:sz w:val="22"/>
+          <w:szCs w:val="22"/>
+        </w:rPr>
+      </w:pPr>
+      <w:r>
+        <w:rPr>
+          <w:rFonts w:ascii="Calibri" w:hAnsi="Calibri" w:cs="Calibri"/>
+          <w:sz w:val="22"/>
+          <w:szCs w:val="22"/>
+        </w:rPr>
+        <w:t xml:space="preserve">2.2.1.3.1) Kory Dale Bergstrom IV (11 May 2017 – Feb 2024-2026) </w:t>
+      </w:r>
+    </w:p>
+    <w:p>
+      <w:pPr>
+        <w:spacing w:after="0"/>
+        <w:rPr>
+          <w:rFonts w:ascii="Calibri" w:hAnsi="Calibri" w:cs="Calibri"/>
+          <w:sz w:val="22"/>
+          <w:szCs w:val="22"/>
+        </w:rPr>
+      </w:pPr>
+      <w:r>
+        <w:rPr>
+          <w:rFonts w:ascii="Calibri" w:hAnsi="Calibri" w:cs="Calibri"/>
+          <w:sz w:val="22"/>
+          <w:szCs w:val="22"/>
+        </w:rPr>
+        <w:t xml:space="preserve">2.2.1.3.2) Joshua Gordon Bergstrom (Mar 2014 – Present) </w:t>
+      </w:r>
+    </w:p>
+    <w:p>
+      <w:pPr>
+        <w:spacing w:after="0"/>
+        <w:rPr>
+          <w:rFonts w:ascii="Calibri" w:hAnsi="Calibri" w:cs="Calibri"/>
+          <w:sz w:val="22"/>
+          <w:szCs w:val="22"/>
+        </w:rPr>
+      </w:pPr>
+      <w:r>
+        <w:rPr>
+          <w:rFonts w:ascii="Calibri" w:hAnsi="Calibri" w:cs="Calibri"/>
+          <w:sz w:val="22"/>
+          <w:szCs w:val="22"/>
+        </w:rPr>
+        <w:t xml:space="preserve">2.2.1.4) Alayna Lisa Bergstrom III (Aug 1990 – Present) &amp; Teri Leva Kessler (1983 – Present): 2023 </w:t>
+      </w:r>
+    </w:p>
+    <w:p>
+      <w:pPr>
+        <w:spacing w:after="0"/>
+        <w:rPr>
+          <w:rFonts w:ascii="Calibri" w:hAnsi="Calibri" w:cs="Calibri"/>
+          <w:sz w:val="22"/>
+          <w:szCs w:val="22"/>
+        </w:rPr>
+      </w:pPr>
+      <w:r>
+        <w:rPr>
+          <w:rFonts w:ascii="Calibri" w:hAnsi="Calibri" w:cs="Calibri"/>
+          <w:sz w:val="22"/>
+          <w:szCs w:val="22"/>
+        </w:rPr>
+        <w:t xml:space="preserve">2.2.1.4.1) Robert Kevin Bergstrom (2009 – Present) </w:t>
+      </w:r>
+    </w:p>
+    <w:p>
+      <w:pPr>
+        <w:spacing w:after="0"/>
+        <w:rPr>
+          <w:rFonts w:ascii="Calibri" w:hAnsi="Calibri" w:cs="Calibri"/>
+          <w:sz w:val="22"/>
+          <w:szCs w:val="22"/>
+        </w:rPr>
+      </w:pPr>
+      <w:r>
+        <w:rPr>
+          <w:rFonts w:ascii="Calibri" w:hAnsi="Calibri" w:cs="Calibri"/>
+          <w:sz w:val="22"/>
+          <w:szCs w:val="22"/>
+        </w:rPr>
+        <w:t xml:space="preserve">2.2.1.4.2) Wilhelm Brandon Bergstrom (27 Apr 2018 – Present) </w:t>
+      </w:r>
+    </w:p>
+    <w:p>
+      <w:pPr>
+        <w:spacing w:after="0"/>
+        <w:rPr>
+          <w:rFonts w:ascii="Calibri" w:hAnsi="Calibri" w:cs="Calibri"/>
+          <w:sz w:val="22"/>
+          <w:szCs w:val="22"/>
+        </w:rPr>
+      </w:pPr>
+      <w:r>
+        <w:rPr>
+          <w:rFonts w:ascii="Calibri" w:hAnsi="Calibri" w:cs="Calibri"/>
+          <w:sz w:val="22"/>
+          <w:szCs w:val="22"/>
+        </w:rPr>
+        <w:t xml:space="preserve">2.2.2) Marlys Marcie Bergstrom (1959 – Present) &amp; Lillian Sharon Overby (24 May 1956 – Present): 10 </w:t>
+      </w:r>
+    </w:p>
+    <w:p>
+      <w:pPr>
+        <w:spacing w:after="0"/>
+        <w:rPr>
+          <w:rFonts w:ascii="Calibri" w:hAnsi="Calibri" w:cs="Calibri"/>
+          <w:sz w:val="22"/>
+          <w:szCs w:val="22"/>
+        </w:rPr>
+      </w:pPr>
+      <w:r>
+        <w:rPr>
+          <w:rFonts w:ascii="Calibri" w:hAnsi="Calibri" w:cs="Calibri"/>
+          <w:sz w:val="22"/>
+          <w:szCs w:val="22"/>
+        </w:rPr>
+        <w:t xml:space="preserve">May 1980 </w:t>
+      </w:r>
+    </w:p>
+    <w:p>
+      <w:pPr>
+        <w:spacing w:after="0"/>
+        <w:rPr>
+          <w:rFonts w:ascii="Calibri" w:hAnsi="Calibri" w:cs="Calibri"/>
+          <w:sz w:val="22"/>
+          <w:szCs w:val="22"/>
+        </w:rPr>
+      </w:pPr>
+      <w:r>
+        <w:rPr>
+          <w:rFonts w:ascii="Calibri" w:hAnsi="Calibri" w:cs="Calibri"/>
+          <w:sz w:val="22"/>
+          <w:szCs w:val="22"/>
+        </w:rPr>
+        <w:t xml:space="preserve">2.3) Conrad Jeremy Vantongeren (4 May 1937 – Present) </w:t>
       </w:r>
     </w:p>
     <w:p>
@@ -866,343 +792,331 @@
           <w:szCs w:val="22"/>
         </w:rPr>
         <w:lastRenderedPageBreak/>
-        <w:t>3) Shelby Katelyn Vantongeren (27 Feb 1897 – 14 May 1920) &amp; Elwood Terry Sorensen (1918 – 2 May</w:t>
-      </w:r>
-      <w:r>
-        <w:rPr>
-          <w:rFonts w:ascii="Calibri" w:hAnsi="Calibri" w:cs="Calibri"/>
-          <w:sz w:val="22"/>
-          <w:szCs w:val="22"/>
-        </w:rPr>
-        <w:t xml:space="preserve"> </w:t>
-      </w:r>
-      <w:r>
-        <w:rPr>
-          <w:rFonts w:ascii="Calibri" w:hAnsi="Calibri" w:cs="Calibri"/>
-          <w:sz w:val="22"/>
-          <w:szCs w:val="22"/>
-        </w:rPr>
-        <w:t>1938): 16 Sep 1943</w:t>
-      </w:r>
-    </w:p>
-    <w:p>
-      <w:pPr>
-        <w:spacing w:after="0"/>
-        <w:rPr>
-          <w:rFonts w:ascii="Calibri" w:hAnsi="Calibri" w:cs="Calibri"/>
-          <w:sz w:val="22"/>
-          <w:szCs w:val="22"/>
-        </w:rPr>
-      </w:pPr>
-      <w:r>
-        <w:rPr>
-          <w:rFonts w:ascii="Calibri" w:hAnsi="Calibri" w:cs="Calibri"/>
-          <w:sz w:val="22"/>
-          <w:szCs w:val="22"/>
-        </w:rPr>
-        <w:t>3.1) Olivia Frieda Thornwood (20 Dec 1940 – 6 Nov 1980) &amp; Robert Joshua Vasterling (20 Jul 1936</w:t>
-      </w:r>
-      <w:r>
-        <w:rPr>
-          <w:rFonts w:ascii="Calibri" w:hAnsi="Calibri" w:cs="Calibri"/>
-          <w:sz w:val="22"/>
-          <w:szCs w:val="22"/>
-        </w:rPr>
-        <w:t xml:space="preserve"> </w:t>
-      </w:r>
-      <w:r>
-        <w:rPr>
-          <w:rFonts w:ascii="Calibri" w:hAnsi="Calibri" w:cs="Calibri"/>
-          <w:sz w:val="22"/>
-          <w:szCs w:val="22"/>
-        </w:rPr>
-        <w:t>–</w:t>
-      </w:r>
-      <w:r>
-        <w:rPr>
-          <w:rFonts w:ascii="Calibri" w:hAnsi="Calibri" w:cs="Calibri"/>
-          <w:sz w:val="22"/>
-          <w:szCs w:val="22"/>
-        </w:rPr>
-        <w:t xml:space="preserve"> </w:t>
-      </w:r>
-      <w:r>
-        <w:rPr>
-          <w:rFonts w:ascii="Calibri" w:hAnsi="Calibri" w:cs="Calibri"/>
-          <w:sz w:val="22"/>
-          <w:szCs w:val="22"/>
-        </w:rPr>
-        <w:t>15 Aug 2002): 5 Apr 1979</w:t>
-      </w:r>
-    </w:p>
-    <w:p>
-      <w:pPr>
-        <w:spacing w:after="0"/>
-        <w:rPr>
-          <w:rFonts w:ascii="Calibri" w:hAnsi="Calibri" w:cs="Calibri"/>
-          <w:sz w:val="22"/>
-          <w:szCs w:val="22"/>
-        </w:rPr>
-      </w:pPr>
-      <w:r>
-        <w:rPr>
-          <w:rFonts w:ascii="Calibri" w:hAnsi="Calibri" w:cs="Calibri"/>
-          <w:sz w:val="22"/>
-          <w:szCs w:val="22"/>
-        </w:rPr>
-        <w:t>3.1.1) Kaylynn Brian Thornwood IV (7 Jun 1960 – Present) &amp; Lillian Frieda Delacroix Sr (Apr</w:t>
-      </w:r>
-      <w:r>
-        <w:rPr>
-          <w:rFonts w:ascii="Calibri" w:hAnsi="Calibri" w:cs="Calibri"/>
-          <w:sz w:val="22"/>
-          <w:szCs w:val="22"/>
-        </w:rPr>
-        <w:t xml:space="preserve"> </w:t>
-      </w:r>
-      <w:r>
-        <w:rPr>
-          <w:rFonts w:ascii="Calibri" w:hAnsi="Calibri" w:cs="Calibri"/>
-          <w:sz w:val="22"/>
-          <w:szCs w:val="22"/>
-        </w:rPr>
-        <w:t>1958 – Present): Nov 1980</w:t>
-      </w:r>
-    </w:p>
-    <w:p>
-      <w:pPr>
-        <w:spacing w:after="0"/>
-        <w:rPr>
-          <w:rFonts w:ascii="Calibri" w:hAnsi="Calibri" w:cs="Calibri"/>
-          <w:sz w:val="22"/>
-          <w:szCs w:val="22"/>
-        </w:rPr>
-      </w:pPr>
-      <w:r>
-        <w:rPr>
-          <w:rFonts w:ascii="Calibri" w:hAnsi="Calibri" w:cs="Calibri"/>
-          <w:sz w:val="22"/>
-          <w:szCs w:val="22"/>
-        </w:rPr>
-        <w:t>3.1.1.1) Evelyn Kinsey Thornwood (4 Mar 1988 – Present) &amp; Brooke Alison Nordstrom (Dec</w:t>
-      </w:r>
-      <w:r>
-        <w:rPr>
-          <w:rFonts w:ascii="Calibri" w:hAnsi="Calibri" w:cs="Calibri"/>
-          <w:sz w:val="22"/>
-          <w:szCs w:val="22"/>
-        </w:rPr>
-        <w:t xml:space="preserve"> </w:t>
-      </w:r>
-      <w:r>
-        <w:rPr>
-          <w:rFonts w:ascii="Calibri" w:hAnsi="Calibri" w:cs="Calibri"/>
-          <w:sz w:val="22"/>
-          <w:szCs w:val="22"/>
-        </w:rPr>
-        <w:t>1980 – Present): 4 Dec 2015</w:t>
-      </w:r>
-    </w:p>
-    <w:p>
-      <w:pPr>
-        <w:spacing w:after="0"/>
-        <w:rPr>
-          <w:rFonts w:ascii="Calibri" w:hAnsi="Calibri" w:cs="Calibri"/>
-          <w:sz w:val="22"/>
-          <w:szCs w:val="22"/>
-        </w:rPr>
-      </w:pPr>
-      <w:r>
-        <w:rPr>
-          <w:rFonts w:ascii="Calibri" w:hAnsi="Calibri" w:cs="Calibri"/>
-          <w:sz w:val="22"/>
-          <w:szCs w:val="22"/>
-        </w:rPr>
-        <w:t>3.1.1.1.1) Hunter Ricky Thornwood (Oct 2010 – Present)</w:t>
-      </w:r>
-    </w:p>
-    <w:p>
-      <w:pPr>
-        <w:spacing w:after="0"/>
-        <w:rPr>
-          <w:rFonts w:ascii="Calibri" w:hAnsi="Calibri" w:cs="Calibri"/>
-          <w:sz w:val="22"/>
-          <w:szCs w:val="22"/>
-        </w:rPr>
-      </w:pPr>
-      <w:r>
-        <w:rPr>
-          <w:rFonts w:ascii="Calibri" w:hAnsi="Calibri" w:cs="Calibri"/>
-          <w:sz w:val="22"/>
-          <w:szCs w:val="22"/>
-        </w:rPr>
-        <w:t>3.1.1.2) Debra Ryleigh Thornwood (10 Jun 1993 – Present) &amp; Dorothy "Dutch" Teri Nordstrom</w:t>
-      </w:r>
-      <w:r>
-        <w:rPr>
-          <w:rFonts w:ascii="Calibri" w:hAnsi="Calibri" w:cs="Calibri"/>
-          <w:sz w:val="22"/>
-          <w:szCs w:val="22"/>
-        </w:rPr>
-        <w:t xml:space="preserve"> </w:t>
-      </w:r>
-      <w:r>
-        <w:rPr>
-          <w:rFonts w:ascii="Calibri" w:hAnsi="Calibri" w:cs="Calibri"/>
-          <w:sz w:val="22"/>
-          <w:szCs w:val="22"/>
-        </w:rPr>
-        <w:t>(24 Mar 1979 – 14 Nov 2000): 19 Feb 2010</w:t>
-      </w:r>
-    </w:p>
-    <w:p>
-      <w:pPr>
-        <w:spacing w:after="0"/>
-        <w:rPr>
-          <w:rFonts w:ascii="Calibri" w:hAnsi="Calibri" w:cs="Calibri"/>
-          <w:sz w:val="22"/>
-          <w:szCs w:val="22"/>
-        </w:rPr>
-      </w:pPr>
-      <w:r>
-        <w:rPr>
-          <w:rFonts w:ascii="Calibri" w:hAnsi="Calibri" w:cs="Calibri"/>
-          <w:sz w:val="22"/>
-          <w:szCs w:val="22"/>
-        </w:rPr>
-        <w:t>3.1.1.2.1) Jeremy Gordon Thornwood (22 Mar 2014 – Present)</w:t>
-      </w:r>
-    </w:p>
-    <w:p>
-      <w:pPr>
-        <w:spacing w:after="0"/>
-        <w:rPr>
-          <w:rFonts w:ascii="Calibri" w:hAnsi="Calibri" w:cs="Calibri"/>
-          <w:sz w:val="22"/>
-          <w:szCs w:val="22"/>
-        </w:rPr>
-      </w:pPr>
-      <w:r>
-        <w:rPr>
-          <w:rFonts w:ascii="Calibri" w:hAnsi="Calibri" w:cs="Calibri"/>
-          <w:sz w:val="22"/>
-          <w:szCs w:val="22"/>
-        </w:rPr>
-        <w:t>3.1.1.2.2) Quinn Jeremy Thornwood (22 Mar 2014 – Present)</w:t>
-      </w:r>
-    </w:p>
-    <w:p>
-      <w:pPr>
-        <w:spacing w:after="0"/>
-        <w:rPr>
-          <w:rFonts w:ascii="Calibri" w:hAnsi="Calibri" w:cs="Calibri"/>
-          <w:sz w:val="22"/>
-          <w:szCs w:val="22"/>
-        </w:rPr>
-      </w:pPr>
-      <w:r>
-        <w:rPr>
-          <w:rFonts w:ascii="Calibri" w:hAnsi="Calibri" w:cs="Calibri"/>
-          <w:sz w:val="22"/>
-          <w:szCs w:val="22"/>
-        </w:rPr>
-        <w:t>3.1.1.2.3) Laurel "Junior" Kinsey Thornwood (22 Mar 2014 – Present)</w:t>
-      </w:r>
-    </w:p>
-    <w:p>
-      <w:pPr>
-        <w:spacing w:after="0"/>
-        <w:rPr>
-          <w:rFonts w:ascii="Calibri" w:hAnsi="Calibri" w:cs="Calibri"/>
-          <w:sz w:val="22"/>
-          <w:szCs w:val="22"/>
-        </w:rPr>
-      </w:pPr>
-      <w:r>
-        <w:rPr>
-          <w:rFonts w:ascii="Calibri" w:hAnsi="Calibri" w:cs="Calibri"/>
-          <w:sz w:val="22"/>
-          <w:szCs w:val="22"/>
-        </w:rPr>
-        <w:t>3.1.1.2.4) Reed Darin Thornwood (22 Mar 2014 – Present)</w:t>
-      </w:r>
-    </w:p>
-    <w:p>
-      <w:pPr>
-        <w:spacing w:after="0"/>
-        <w:rPr>
-          <w:rFonts w:ascii="Calibri" w:hAnsi="Calibri" w:cs="Calibri"/>
-          <w:sz w:val="22"/>
-          <w:szCs w:val="22"/>
-        </w:rPr>
-      </w:pPr>
-      <w:r>
-        <w:rPr>
-          <w:rFonts w:ascii="Calibri" w:hAnsi="Calibri" w:cs="Calibri"/>
-          <w:sz w:val="22"/>
-          <w:szCs w:val="22"/>
-        </w:rPr>
-        <w:t>3.1.1.2.5) Gladys Ella Thornwood (22 Mar 2014 – Present)</w:t>
-      </w:r>
-    </w:p>
-    <w:p>
-      <w:pPr>
-        <w:spacing w:after="0"/>
-        <w:rPr>
-          <w:rFonts w:ascii="Calibri" w:hAnsi="Calibri" w:cs="Calibri"/>
-          <w:sz w:val="22"/>
-          <w:szCs w:val="22"/>
-        </w:rPr>
-      </w:pPr>
-      <w:r>
-        <w:rPr>
-          <w:rFonts w:ascii="Calibri" w:hAnsi="Calibri" w:cs="Calibri"/>
-          <w:sz w:val="22"/>
-          <w:szCs w:val="22"/>
-        </w:rPr>
-        <w:t>3.1.1.3) Owen Todd Thornwood (15 Mar 1995 – Present) &amp; Kaylynn Paul Wachtler (5 Mar</w:t>
-      </w:r>
-      <w:r>
-        <w:rPr>
-          <w:rFonts w:ascii="Calibri" w:hAnsi="Calibri" w:cs="Calibri"/>
-          <w:sz w:val="22"/>
-          <w:szCs w:val="22"/>
-        </w:rPr>
-        <w:t xml:space="preserve"> </w:t>
-      </w:r>
-      <w:r>
-        <w:rPr>
-          <w:rFonts w:ascii="Calibri" w:hAnsi="Calibri" w:cs="Calibri"/>
-          <w:sz w:val="22"/>
-          <w:szCs w:val="22"/>
-        </w:rPr>
-        <w:t>1984 – 6 Jun 2011): Mar 2013</w:t>
-      </w:r>
-    </w:p>
-    <w:p>
-      <w:pPr>
-        <w:spacing w:after="0"/>
-        <w:rPr>
-          <w:rFonts w:ascii="Calibri" w:hAnsi="Calibri" w:cs="Calibri"/>
-          <w:sz w:val="22"/>
-          <w:szCs w:val="22"/>
-        </w:rPr>
-      </w:pPr>
-      <w:r>
-        <w:rPr>
-          <w:rFonts w:ascii="Calibri" w:hAnsi="Calibri" w:cs="Calibri"/>
-          <w:sz w:val="22"/>
-          <w:szCs w:val="22"/>
-        </w:rPr>
-        <w:t>3.1.1.3.1) Hallie Joshua Thornwood (21 May 2013 – Present</w:t>
-      </w:r>
-      <w:r>
-        <w:rPr>
-          <w:rFonts w:ascii="Calibri" w:hAnsi="Calibri" w:cs="Calibri"/>
-          <w:sz w:val="22"/>
-          <w:szCs w:val="22"/>
-        </w:rPr>
-        <w:t>)</w:t>
+        <w:t xml:space="preserve">3) Shelby Katelyn Vantongeren (27 Feb 1897 – 14 May 1920) &amp; Elwood Terry Sorensen (1918 – 2 May </w:t>
+      </w:r>
+    </w:p>
+    <w:p>
+      <w:pPr>
+        <w:spacing w:after="0"/>
+        <w:rPr>
+          <w:rFonts w:ascii="Calibri" w:hAnsi="Calibri" w:cs="Calibri"/>
+          <w:sz w:val="22"/>
+          <w:szCs w:val="22"/>
+        </w:rPr>
+      </w:pPr>
+      <w:r>
+        <w:rPr>
+          <w:rFonts w:ascii="Calibri" w:hAnsi="Calibri" w:cs="Calibri"/>
+          <w:sz w:val="22"/>
+          <w:szCs w:val="22"/>
+        </w:rPr>
+        <w:t xml:space="preserve">1938): 16 Sep 1943 </w:t>
+      </w:r>
+    </w:p>
+    <w:p>
+      <w:pPr>
+        <w:spacing w:after="0"/>
+        <w:rPr>
+          <w:rFonts w:ascii="Calibri" w:hAnsi="Calibri" w:cs="Calibri"/>
+          <w:sz w:val="22"/>
+          <w:szCs w:val="22"/>
+        </w:rPr>
+      </w:pPr>
+      <w:r>
+        <w:rPr>
+          <w:rFonts w:ascii="Calibri" w:hAnsi="Calibri" w:cs="Calibri"/>
+          <w:sz w:val="22"/>
+          <w:szCs w:val="22"/>
+        </w:rPr>
+        <w:t xml:space="preserve">3.1) Olivia Frieda Thornwood (20 Dec 1940 – 6 Nov 1980) &amp; Robert Joshua Vasterling (20 Jul 1936 – 15 </w:t>
+      </w:r>
+    </w:p>
+    <w:p>
+      <w:pPr>
+        <w:spacing w:after="0"/>
+        <w:rPr>
+          <w:rFonts w:ascii="Calibri" w:hAnsi="Calibri" w:cs="Calibri"/>
+          <w:sz w:val="22"/>
+          <w:szCs w:val="22"/>
+        </w:rPr>
+      </w:pPr>
+      <w:r>
+        <w:rPr>
+          <w:rFonts w:ascii="Calibri" w:hAnsi="Calibri" w:cs="Calibri"/>
+          <w:sz w:val="22"/>
+          <w:szCs w:val="22"/>
+        </w:rPr>
+        <w:t xml:space="preserve">Aug 2002): 5 Apr 1979 </w:t>
+      </w:r>
+    </w:p>
+    <w:p>
+      <w:pPr>
+        <w:spacing w:after="0"/>
+        <w:rPr>
+          <w:rFonts w:ascii="Calibri" w:hAnsi="Calibri" w:cs="Calibri"/>
+          <w:sz w:val="22"/>
+          <w:szCs w:val="22"/>
+        </w:rPr>
+      </w:pPr>
+      <w:r>
+        <w:rPr>
+          <w:rFonts w:ascii="Calibri" w:hAnsi="Calibri" w:cs="Calibri"/>
+          <w:sz w:val="22"/>
+          <w:szCs w:val="22"/>
+        </w:rPr>
+        <w:t xml:space="preserve">3.1.1) Kaylynn Brian Thornwood IV (7 Jun 1960 – Present) &amp; Lillian Frieda Delacroix Sr (Apr 1958 – </w:t>
+      </w:r>
+    </w:p>
+    <w:p>
+      <w:pPr>
+        <w:spacing w:after="0"/>
+        <w:rPr>
+          <w:rFonts w:ascii="Calibri" w:hAnsi="Calibri" w:cs="Calibri"/>
+          <w:sz w:val="22"/>
+          <w:szCs w:val="22"/>
+        </w:rPr>
+      </w:pPr>
+      <w:r>
+        <w:rPr>
+          <w:rFonts w:ascii="Calibri" w:hAnsi="Calibri" w:cs="Calibri"/>
+          <w:sz w:val="22"/>
+          <w:szCs w:val="22"/>
+        </w:rPr>
+        <w:t xml:space="preserve">Present): Nov 1980 </w:t>
+      </w:r>
+    </w:p>
+    <w:p>
+      <w:pPr>
+        <w:spacing w:after="0"/>
+        <w:rPr>
+          <w:rFonts w:ascii="Calibri" w:hAnsi="Calibri" w:cs="Calibri"/>
+          <w:sz w:val="22"/>
+          <w:szCs w:val="22"/>
+        </w:rPr>
+      </w:pPr>
+      <w:r>
+        <w:rPr>
+          <w:rFonts w:ascii="Calibri" w:hAnsi="Calibri" w:cs="Calibri"/>
+          <w:sz w:val="22"/>
+          <w:szCs w:val="22"/>
+        </w:rPr>
+        <w:t xml:space="preserve">3.1.1.1) Evelyn Kinsey Thornwood (4 Mar 1988 – Present) &amp; Brooke Alison Nordstrom (Dec 1980 – </w:t>
+      </w:r>
+    </w:p>
+    <w:p>
+      <w:pPr>
+        <w:spacing w:after="0"/>
+        <w:rPr>
+          <w:rFonts w:ascii="Calibri" w:hAnsi="Calibri" w:cs="Calibri"/>
+          <w:sz w:val="22"/>
+          <w:szCs w:val="22"/>
+        </w:rPr>
+      </w:pPr>
+      <w:r>
+        <w:rPr>
+          <w:rFonts w:ascii="Calibri" w:hAnsi="Calibri" w:cs="Calibri"/>
+          <w:sz w:val="22"/>
+          <w:szCs w:val="22"/>
+        </w:rPr>
+        <w:t xml:space="preserve">Present): 4 Dec 2015 </w:t>
+      </w:r>
+    </w:p>
+    <w:p>
+      <w:pPr>
+        <w:spacing w:after="0"/>
+        <w:rPr>
+          <w:rFonts w:ascii="Calibri" w:hAnsi="Calibri" w:cs="Calibri"/>
+          <w:sz w:val="22"/>
+          <w:szCs w:val="22"/>
+        </w:rPr>
+      </w:pPr>
+      <w:r>
+        <w:rPr>
+          <w:rFonts w:ascii="Calibri" w:hAnsi="Calibri" w:cs="Calibri"/>
+          <w:sz w:val="22"/>
+          <w:szCs w:val="22"/>
+        </w:rPr>
+        <w:t xml:space="preserve">3.1.1.1.1) Hunter Ricky Thornwood (Oct 2010 – Present) </w:t>
+      </w:r>
+    </w:p>
+    <w:p>
+      <w:pPr>
+        <w:spacing w:after="0"/>
+        <w:rPr>
+          <w:rFonts w:ascii="Calibri" w:hAnsi="Calibri" w:cs="Calibri"/>
+          <w:sz w:val="22"/>
+          <w:szCs w:val="22"/>
+        </w:rPr>
+      </w:pPr>
+      <w:r>
+        <w:rPr>
+          <w:rFonts w:ascii="Calibri" w:hAnsi="Calibri" w:cs="Calibri"/>
+          <w:sz w:val="22"/>
+          <w:szCs w:val="22"/>
+        </w:rPr>
+        <w:t xml:space="preserve">3.1.1.2) Debra Ryleigh Thornwood (10 Jun 1993 – Present) &amp; Dorothy "Dutch" Teri Nordstrom (24 Mar </w:t>
+      </w:r>
+    </w:p>
+    <w:p>
+      <w:pPr>
+        <w:spacing w:after="0"/>
+        <w:rPr>
+          <w:rFonts w:ascii="Calibri" w:hAnsi="Calibri" w:cs="Calibri"/>
+          <w:sz w:val="22"/>
+          <w:szCs w:val="22"/>
+        </w:rPr>
+      </w:pPr>
+      <w:r>
+        <w:rPr>
+          <w:rFonts w:ascii="Calibri" w:hAnsi="Calibri" w:cs="Calibri"/>
+          <w:sz w:val="22"/>
+          <w:szCs w:val="22"/>
+        </w:rPr>
+        <w:t xml:space="preserve">1979 – 14 Nov 2000): 19 Feb 2010 </w:t>
+      </w:r>
+    </w:p>
+    <w:p>
+      <w:pPr>
+        <w:spacing w:after="0"/>
+        <w:rPr>
+          <w:rFonts w:ascii="Calibri" w:hAnsi="Calibri" w:cs="Calibri"/>
+          <w:sz w:val="22"/>
+          <w:szCs w:val="22"/>
+        </w:rPr>
+      </w:pPr>
+      <w:r>
+        <w:rPr>
+          <w:rFonts w:ascii="Calibri" w:hAnsi="Calibri" w:cs="Calibri"/>
+          <w:sz w:val="22"/>
+          <w:szCs w:val="22"/>
+        </w:rPr>
+        <w:t xml:space="preserve">3.1.1.2.1) Jeremy Gordon Thornwood (22 Mar 2014 – Present) </w:t>
+      </w:r>
+    </w:p>
+    <w:p>
+      <w:pPr>
+        <w:spacing w:after="0"/>
+        <w:rPr>
+          <w:rFonts w:ascii="Calibri" w:hAnsi="Calibri" w:cs="Calibri"/>
+          <w:sz w:val="22"/>
+          <w:szCs w:val="22"/>
+        </w:rPr>
+      </w:pPr>
+      <w:r>
+        <w:rPr>
+          <w:rFonts w:ascii="Calibri" w:hAnsi="Calibri" w:cs="Calibri"/>
+          <w:sz w:val="22"/>
+          <w:szCs w:val="22"/>
+        </w:rPr>
+        <w:t xml:space="preserve">3.1.1.2.2) Quinn Jeremy Thornwood (22 Mar 2014 – Present) </w:t>
+      </w:r>
+    </w:p>
+    <w:p>
+      <w:pPr>
+        <w:spacing w:after="0"/>
+        <w:rPr>
+          <w:rFonts w:ascii="Calibri" w:hAnsi="Calibri" w:cs="Calibri"/>
+          <w:sz w:val="22"/>
+          <w:szCs w:val="22"/>
+        </w:rPr>
+      </w:pPr>
+      <w:r>
+        <w:rPr>
+          <w:rFonts w:ascii="Calibri" w:hAnsi="Calibri" w:cs="Calibri"/>
+          <w:sz w:val="22"/>
+          <w:szCs w:val="22"/>
+        </w:rPr>
+        <w:t xml:space="preserve">3.1.1.2.3) Laurel "Junior" Kinsey Thornwood (22 Mar 2014 – Present) </w:t>
+      </w:r>
+    </w:p>
+    <w:p>
+      <w:pPr>
+        <w:spacing w:after="0"/>
+        <w:rPr>
+          <w:rFonts w:ascii="Calibri" w:hAnsi="Calibri" w:cs="Calibri"/>
+          <w:sz w:val="22"/>
+          <w:szCs w:val="22"/>
+        </w:rPr>
+      </w:pPr>
+      <w:r>
+        <w:rPr>
+          <w:rFonts w:ascii="Calibri" w:hAnsi="Calibri" w:cs="Calibri"/>
+          <w:sz w:val="22"/>
+          <w:szCs w:val="22"/>
+        </w:rPr>
+        <w:t xml:space="preserve">3.1.1.2.4) Reed Darin Thornwood (22 Mar 2014 – Present) </w:t>
+      </w:r>
+    </w:p>
+    <w:p>
+      <w:pPr>
+        <w:spacing w:after="0"/>
+        <w:rPr>
+          <w:rFonts w:ascii="Calibri" w:hAnsi="Calibri" w:cs="Calibri"/>
+          <w:sz w:val="22"/>
+          <w:szCs w:val="22"/>
+        </w:rPr>
+      </w:pPr>
+      <w:r>
+        <w:rPr>
+          <w:rFonts w:ascii="Calibri" w:hAnsi="Calibri" w:cs="Calibri"/>
+          <w:sz w:val="22"/>
+          <w:szCs w:val="22"/>
+        </w:rPr>
+        <w:t xml:space="preserve">3.1.1.2.5) Gladys Ella Thornwood (22 Mar 2014 – Present) </w:t>
+      </w:r>
+    </w:p>
+    <w:p>
+      <w:pPr>
+        <w:spacing w:after="0"/>
+        <w:rPr>
+          <w:rFonts w:ascii="Calibri" w:hAnsi="Calibri" w:cs="Calibri"/>
+          <w:sz w:val="22"/>
+          <w:szCs w:val="22"/>
+        </w:rPr>
+      </w:pPr>
+      <w:r>
+        <w:rPr>
+          <w:rFonts w:ascii="Calibri" w:hAnsi="Calibri" w:cs="Calibri"/>
+          <w:sz w:val="22"/>
+          <w:szCs w:val="22"/>
+        </w:rPr>
+        <w:t xml:space="preserve">3.1.1.3) Owen Todd Thornwood (15 Mar 1995 – Present) &amp; Kaylynn Paul Wachtler (5 Mar 1984 – 6 Jun </w:t>
+      </w:r>
+    </w:p>
+    <w:p>
+      <w:pPr>
+        <w:spacing w:after="0"/>
+        <w:rPr>
+          <w:rFonts w:ascii="Calibri" w:hAnsi="Calibri" w:cs="Calibri"/>
+          <w:sz w:val="22"/>
+          <w:szCs w:val="22"/>
+        </w:rPr>
+      </w:pPr>
+      <w:r>
+        <w:rPr>
+          <w:rFonts w:ascii="Calibri" w:hAnsi="Calibri" w:cs="Calibri"/>
+          <w:sz w:val="22"/>
+          <w:szCs w:val="22"/>
+        </w:rPr>
+        <w:t xml:space="preserve">2011): Mar 2013 </w:t>
+      </w:r>
+    </w:p>
+    <w:p>
+      <w:pPr>
+        <w:spacing w:after="0"/>
+        <w:rPr>
+          <w:rFonts w:ascii="Calibri" w:hAnsi="Calibri" w:cs="Calibri"/>
+          <w:sz w:val="22"/>
+          <w:szCs w:val="22"/>
+        </w:rPr>
+      </w:pPr>
+      <w:r>
+        <w:rPr>
+          <w:rFonts w:ascii="Calibri" w:hAnsi="Calibri" w:cs="Calibri"/>
+          <w:sz w:val="22"/>
+          <w:szCs w:val="22"/>
+        </w:rPr>
+        <w:t>3.1.1.3.1) Hallie Joshua Thornwood (21 May 2013 – Present)</w:t>
       </w:r>
     </w:p>
     <w:sectPr>
